--- a/en/scientists/CV/Word/Allahverdiyev_Suleyman_CV_EN.docx
+++ b/en/scientists/CV/Word/Allahverdiyev_Suleyman_CV_EN.docx
@@ -439,7 +439,7 @@
           <w:sz w:val="21"/>
           <w:szCs w:val="21"/>
         </w:rPr>
-        <w:t>Suleyman Allahverdiyev heads the Laboratory of Controlled Photobiosynthesis at the K. A. Timiryazev Institute of Plant Physiology in Moscow. He also holds professorships and laboratory posts in Pushchino, at Lomonosov Moscow State University, the Moscow Institute of Physics and Technology, Bahçeşehir University in Istanbul, the Institute of Molecular Biology and Biotechnologies in Baku, al-Farabi Kazakh National University, and Foshan University. He graduated in physics from Azerbaijan State University in 1973, received the Candidate of Physical and Mathematical Sciences degree in biophysics in 1984, and the Doctor of Sciences degree in plant physiology and biochemistry in 2002. The CV, dated June 2024, states more than 450 articles, 41 book chapters, 7 patents, and 13 monographs, with more than 30,000 citations and an h-index of 85. He was elected a corresponding member of the Russian Academy of Sciences in 2022.</w:t>
+        <w:t>Suleyman Allahverdiyev heads the Laboratory of Controlled Photobiosynthesis at the K. A. Timiryazev Institute of Plant Physiology in Moscow. He also holds professorships and laboratory posts in Pushchino, at Lomonosov Moscow State University, the Moscow Institute of Physics and Technology, Bahçeşehir University in Istanbul, the Institute of Molecular Biology and Biotechnologies in Baku, al-Farabi Kazakh National University, and Foshan University. He graduated in physics from Azerbaijan State University in 1973, received the Candidate of Physical and Mathematical Sciences degree in biophysics in 1984, and the Doctor of Sciences degree in plant physiology and biochemistry in 2002. As of June 2024: more than 450 articles, 41 book chapters, 7 patents, and 13 monographs; more than 30,000 citations; h-index 85. He was elected a corresponding member of the Russian Academy of Sciences in 2022.</w:t>
       </w:r>
     </w:p>
     <w:p>
@@ -2378,7 +2378,7 @@
                 <w:sz w:val="21"/>
                 <w:szCs w:val="21"/>
               </w:rPr>
-              <w:t>CV</w:t>
+              <w:t>Self-reported</w:t>
             </w:r>
           </w:p>
         </w:tc>
@@ -2491,7 +2491,7 @@
                 <w:sz w:val="21"/>
                 <w:szCs w:val="21"/>
               </w:rPr>
-              <w:t>CV</w:t>
+              <w:t>Self-reported</w:t>
             </w:r>
           </w:p>
         </w:tc>
@@ -2604,7 +2604,7 @@
                 <w:sz w:val="21"/>
                 <w:szCs w:val="21"/>
               </w:rPr>
-              <w:t>CV</w:t>
+              <w:t>Self-reported</w:t>
             </w:r>
           </w:p>
         </w:tc>
@@ -2717,7 +2717,7 @@
                 <w:sz w:val="21"/>
                 <w:szCs w:val="21"/>
               </w:rPr>
-              <w:t>CV</w:t>
+              <w:t>Self-reported</w:t>
             </w:r>
           </w:p>
         </w:tc>
@@ -2830,7 +2830,7 @@
                 <w:sz w:val="21"/>
                 <w:szCs w:val="21"/>
               </w:rPr>
-              <w:t>CV</w:t>
+              <w:t>Self-reported</w:t>
             </w:r>
           </w:p>
         </w:tc>
@@ -2943,7 +2943,7 @@
                 <w:sz w:val="21"/>
                 <w:szCs w:val="21"/>
               </w:rPr>
-              <w:t>CV</w:t>
+              <w:t>Self-reported</w:t>
             </w:r>
           </w:p>
         </w:tc>
